--- a/docs/USER_MANUAL.docx
+++ b/docs/USER_MANUAL.docx
@@ -76,7 +76,7 @@
           <w:sz w:val="24"/>
           <w:szCs w:val="24"/>
         </w:rPr>
-        <w:t xml:space="preserve">วันที่จัดทำ: 19 กรกฎาคม 2569</w:t>
+        <w:t xml:space="preserve">วันที่จัดทำ: 9 สิงหาคม 2569</w:t>
       </w:r>
     </w:p>
     <w:p>
@@ -1183,98 +1183,6 @@
           <w:szCs w:val="24"/>
         </w:rPr>
         <w:t xml:space="preserve">คลิก อัปโหลด</w:t>
-      </w:r>
-    </w:p>
-    <w:p>
-      <w:pPr>
-        <w:pStyle w:val="Heading3"/>
-        <w:spacing w:after="100" w:before="200"/>
-      </w:pPr>
-      <w:r>
-        <w:t xml:space="preserve">อนุมัติคำขอลงทะเบียน (Approve Pending Registrations)</w:t>
-      </w:r>
-    </w:p>
-    <w:p>
-      <w:pPr>
-        <w:spacing w:after="80" w:before="80"/>
-      </w:pPr>
-      <w:r>
-        <w:rPr>
-          <w:rFonts w:ascii="Sarabun" w:cs="Sarabun" w:eastAsia="Sarabun" w:hAnsi="Sarabun"/>
-          <w:sz w:val="24"/>
-          <w:szCs w:val="24"/>
-        </w:rPr>
-        <w:t xml:space="preserve">นักเรียนสามารถสมัครบัญชีด้วยตนเองได้เช่นกัน (ดูหัวข้อ 4.1) โดยบัญชีที่สมัครใหม่จะยัง Login ไม่ได้จนกว่าครูจะอนุมัติ</w:t>
-      </w:r>
-    </w:p>
-    <w:p>
-      <w:pPr>
-        <w:pStyle w:val="ListParagraph"/>
-        <w:numPr>
-          <w:ilvl w:val="0"/>
-          <w:numId w:val="1"/>
-        </w:numPr>
-        <w:spacing w:after="40" w:before="40"/>
-      </w:pPr>
-      <w:r>
-        <w:rPr>
-          <w:rFonts w:ascii="Sarabun" w:cs="Sarabun" w:eastAsia="Sarabun" w:hAnsi="Sarabun"/>
-          <w:sz w:val="24"/>
-          <w:szCs w:val="24"/>
-        </w:rPr>
-        <w:t xml:space="preserve">คำขอที่รออนุมัติจะแสดงในแผง 🕐 คำขอลงทะเบียนที่รออนุมัติ ด้านบนของหน้านี้ พร้อมรหัสนักเรียน ชื่อ และห้องเรียน</w:t>
-      </w:r>
-    </w:p>
-    <w:p>
-      <w:pPr>
-        <w:pStyle w:val="ListParagraph"/>
-        <w:numPr>
-          <w:ilvl w:val="0"/>
-          <w:numId w:val="1"/>
-        </w:numPr>
-        <w:spacing w:after="40" w:before="40"/>
-      </w:pPr>
-      <w:r>
-        <w:rPr>
-          <w:rFonts w:ascii="Sarabun" w:cs="Sarabun" w:eastAsia="Sarabun" w:hAnsi="Sarabun"/>
-          <w:sz w:val="24"/>
-          <w:szCs w:val="24"/>
-        </w:rPr>
-        <w:t xml:space="preserve">คลิก ✅ อนุมัติ เพื่อเปิดใช้งานบัญชี — นักเรียนจะสามารถ Login ได้ทันที</w:t>
-      </w:r>
-    </w:p>
-    <w:p>
-      <w:pPr>
-        <w:pStyle w:val="ListParagraph"/>
-        <w:numPr>
-          <w:ilvl w:val="0"/>
-          <w:numId w:val="1"/>
-        </w:numPr>
-        <w:spacing w:after="40" w:before="40"/>
-      </w:pPr>
-      <w:r>
-        <w:rPr>
-          <w:rFonts w:ascii="Sarabun" w:cs="Sarabun" w:eastAsia="Sarabun" w:hAnsi="Sarabun"/>
-          <w:sz w:val="24"/>
-          <w:szCs w:val="24"/>
-        </w:rPr>
-        <w:t xml:space="preserve">คลิก ✖ ปฏิเสธ เพื่อลบคำขอทิ้งอย่างถาวร (เช่น ข้อมูลซ้ำหรือปลอม)</w:t>
-      </w:r>
-    </w:p>
-    <w:p>
-      <w:pPr>
-        <w:spacing w:after="80" w:before="80"/>
-      </w:pPr>
-      <w:r>
-        <w:rPr>
-          <w:rFonts w:ascii="Sarabun" w:cs="Sarabun" w:eastAsia="Sarabun" w:hAnsi="Sarabun"/>
-          <w:i/>
-          <w:iCs/>
-          <w:color w:val="888888"/>
-          <w:sz w:val="24"/>
-          <w:szCs w:val="24"/>
-        </w:rPr>
-        <w:t xml:space="preserve">หมายเหตุ: แผงนี้จะซ่อนอัตโนมัติเมื่อไม่มีคำขอค้างอยู่</w:t>
       </w:r>
     </w:p>
     <w:p>
@@ -2108,7 +2016,7 @@
         <w:spacing w:after="150" w:before="300"/>
       </w:pPr>
       <w:r>
-        <w:t xml:space="preserve">4.1 สร้างบัญชี (ลงทะเบียนด้วยตนเอง) — /signup/student</w:t>
+        <w:t xml:space="preserve">4.1 Login ครั้งแรก — การเปลี่ยนรหัสผ่าน</w:t>
       </w:r>
     </w:p>
     <w:p>
@@ -2121,61 +2029,61 @@
           <w:sz w:val="24"/>
           <w:szCs w:val="24"/>
         </w:rPr>
-        <w:t xml:space="preserve">หากยังไม่มีครูเพิ่มชื่อให้ นักเรียนสามารถสมัครบัญชีเองได้:</w:t>
-      </w:r>
-    </w:p>
-    <w:p>
-      <w:pPr>
-        <w:pStyle w:val="ListParagraph"/>
-        <w:numPr>
-          <w:ilvl w:val="0"/>
-          <w:numId w:val="1"/>
-        </w:numPr>
-        <w:spacing w:after="40" w:before="40"/>
-      </w:pPr>
-      <w:r>
-        <w:rPr>
-          <w:rFonts w:ascii="Sarabun" w:cs="Sarabun" w:eastAsia="Sarabun" w:hAnsi="Sarabun"/>
-          <w:sz w:val="24"/>
-          <w:szCs w:val="24"/>
-        </w:rPr>
-        <w:t xml:space="preserve">จากหน้า Login นักเรียน คลิก ลงทะเบียนนักเรียนใหม่</w:t>
-      </w:r>
-    </w:p>
-    <w:p>
-      <w:pPr>
-        <w:pStyle w:val="ListParagraph"/>
-        <w:numPr>
-          <w:ilvl w:val="0"/>
-          <w:numId w:val="1"/>
-        </w:numPr>
-        <w:spacing w:after="40" w:before="40"/>
-      </w:pPr>
-      <w:r>
-        <w:rPr>
-          <w:rFonts w:ascii="Sarabun" w:cs="Sarabun" w:eastAsia="Sarabun" w:hAnsi="Sarabun"/>
-          <w:sz w:val="24"/>
-          <w:szCs w:val="24"/>
-        </w:rPr>
-        <w:t xml:space="preserve">กรอก รหัสนักเรียน (เลือกเอง เช่น STD010), ชื่อ-นามสกุล, ห้องเรียน, และ รหัสผ่าน (อย่างน้อย 6 ตัวอักษร, กรอกยืนยัน 2 ครั้ง)</w:t>
-      </w:r>
-    </w:p>
-    <w:p>
-      <w:pPr>
-        <w:pStyle w:val="ListParagraph"/>
-        <w:numPr>
-          <w:ilvl w:val="0"/>
-          <w:numId w:val="1"/>
-        </w:numPr>
-        <w:spacing w:after="40" w:before="40"/>
-      </w:pPr>
-      <w:r>
-        <w:rPr>
-          <w:rFonts w:ascii="Sarabun" w:cs="Sarabun" w:eastAsia="Sarabun" w:hAnsi="Sarabun"/>
-          <w:sz w:val="24"/>
-          <w:szCs w:val="24"/>
-        </w:rPr>
-        <w:t xml:space="preserve">คลิก ลงทะเบียน</w:t>
+        <w:t xml:space="preserve">นักเรียนที่ครูเพิ่มให้จะมีรหัสผ่านเริ่มต้น = รหัสนักเรียน (เช่น STD001)</w:t>
+      </w:r>
+    </w:p>
+    <w:p>
+      <w:pPr>
+        <w:pStyle w:val="ListParagraph"/>
+        <w:numPr>
+          <w:ilvl w:val="0"/>
+          <w:numId w:val="1"/>
+        </w:numPr>
+        <w:spacing w:after="40" w:before="40"/>
+      </w:pPr>
+      <w:r>
+        <w:rPr>
+          <w:rFonts w:ascii="Sarabun" w:cs="Sarabun" w:eastAsia="Sarabun" w:hAnsi="Sarabun"/>
+          <w:sz w:val="24"/>
+          <w:szCs w:val="24"/>
+        </w:rPr>
+        <w:t xml:space="preserve">Login ด้วย รหัสนักเรียน ทั้ง Username และ Password</w:t>
+      </w:r>
+    </w:p>
+    <w:p>
+      <w:pPr>
+        <w:pStyle w:val="ListParagraph"/>
+        <w:numPr>
+          <w:ilvl w:val="0"/>
+          <w:numId w:val="1"/>
+        </w:numPr>
+        <w:spacing w:after="40" w:before="40"/>
+      </w:pPr>
+      <w:r>
+        <w:rPr>
+          <w:rFonts w:ascii="Sarabun" w:cs="Sarabun" w:eastAsia="Sarabun" w:hAnsi="Sarabun"/>
+          <w:sz w:val="24"/>
+          <w:szCs w:val="24"/>
+        </w:rPr>
+        <w:t xml:space="preserve">ระบบจะแสดงหน้า เปลี่ยนรหัสผ่าน โดยอัตโนมัติ</w:t>
+      </w:r>
+    </w:p>
+    <w:p>
+      <w:pPr>
+        <w:pStyle w:val="ListParagraph"/>
+        <w:numPr>
+          <w:ilvl w:val="0"/>
+          <w:numId w:val="1"/>
+        </w:numPr>
+        <w:spacing w:after="40" w:before="40"/>
+      </w:pPr>
+      <w:r>
+        <w:rPr>
+          <w:rFonts w:ascii="Sarabun" w:cs="Sarabun" w:eastAsia="Sarabun" w:hAnsi="Sarabun"/>
+          <w:sz w:val="24"/>
+          <w:szCs w:val="24"/>
+        </w:rPr>
+        <w:t xml:space="preserve">กรอกรหัสผ่านใหม่ (อย่างน้อย 6 ตัวอักษร) และคลิก ยืนยัน</w:t>
       </w:r>
     </w:p>
     <w:p>
@@ -2191,7 +2099,7 @@
           <w:sz w:val="24"/>
           <w:szCs w:val="24"/>
         </w:rPr>
-        <w:t xml:space="preserve">หมายเหตุ: บัญชีจะถูกสร้างในสถานะ 'รออนุมัติ' และยัง Login ไม่ได้จนกว่าครูจะอนุมัติ (ดูหัวข้อ 3.2) หากพยายาม Login ก่อนได้รับอนุมัติ ระบบจะแจ้ง 'บัญชีของคุณกำลังรอครูอนุมัติ'</w:t>
+        <w:t xml:space="preserve">หมายเหตุ: ไม่สามารถใช้งานระบบได้จนกว่าจะเปลี่ยนรหัสผ่าน</w:t>
       </w:r>
     </w:p>
     <w:p>
@@ -2200,90 +2108,61 @@
         <w:spacing w:after="150" w:before="300"/>
       </w:pPr>
       <w:r>
-        <w:t xml:space="preserve">4.2 Login ครั้งแรก — การเปลี่ยนรหัสผ่าน</w:t>
-      </w:r>
-    </w:p>
-    <w:p>
-      <w:pPr>
-        <w:spacing w:after="80" w:before="80"/>
-      </w:pPr>
-      <w:r>
-        <w:rPr>
-          <w:rFonts w:ascii="Sarabun" w:cs="Sarabun" w:eastAsia="Sarabun" w:hAnsi="Sarabun"/>
-          <w:sz w:val="24"/>
-          <w:szCs w:val="24"/>
-        </w:rPr>
-        <w:t xml:space="preserve">นักเรียนที่ครูเพิ่มให้โดยตรงจะมีรหัสผ่านเริ่มต้น = รหัสนักเรียน (เช่น STD001) ขั้นตอนนี้ไม่จำเป็นสำหรับผู้ที่ลงทะเบียนด้วยตนเอง เนื่องจากตั้งรหัสผ่านของตัวเองไว้แล้ว</w:t>
-      </w:r>
-    </w:p>
-    <w:p>
-      <w:pPr>
-        <w:pStyle w:val="ListParagraph"/>
-        <w:numPr>
-          <w:ilvl w:val="0"/>
-          <w:numId w:val="1"/>
-        </w:numPr>
-        <w:spacing w:after="40" w:before="40"/>
-      </w:pPr>
-      <w:r>
-        <w:rPr>
-          <w:rFonts w:ascii="Sarabun" w:cs="Sarabun" w:eastAsia="Sarabun" w:hAnsi="Sarabun"/>
-          <w:sz w:val="24"/>
-          <w:szCs w:val="24"/>
-        </w:rPr>
-        <w:t xml:space="preserve">Login ด้วย รหัสนักเรียน ทั้ง Username และ Password</w:t>
-      </w:r>
-    </w:p>
-    <w:p>
-      <w:pPr>
-        <w:pStyle w:val="ListParagraph"/>
-        <w:numPr>
-          <w:ilvl w:val="0"/>
-          <w:numId w:val="1"/>
-        </w:numPr>
-        <w:spacing w:after="40" w:before="40"/>
-      </w:pPr>
-      <w:r>
-        <w:rPr>
-          <w:rFonts w:ascii="Sarabun" w:cs="Sarabun" w:eastAsia="Sarabun" w:hAnsi="Sarabun"/>
-          <w:sz w:val="24"/>
-          <w:szCs w:val="24"/>
-        </w:rPr>
-        <w:t xml:space="preserve">ระบบจะแสดงหน้า เปลี่ยนรหัสผ่าน โดยอัตโนมัติ</w:t>
-      </w:r>
-    </w:p>
-    <w:p>
-      <w:pPr>
-        <w:pStyle w:val="ListParagraph"/>
-        <w:numPr>
-          <w:ilvl w:val="0"/>
-          <w:numId w:val="1"/>
-        </w:numPr>
-        <w:spacing w:after="40" w:before="40"/>
-      </w:pPr>
-      <w:r>
-        <w:rPr>
-          <w:rFonts w:ascii="Sarabun" w:cs="Sarabun" w:eastAsia="Sarabun" w:hAnsi="Sarabun"/>
-          <w:sz w:val="24"/>
-          <w:szCs w:val="24"/>
-        </w:rPr>
-        <w:t xml:space="preserve">กรอกรหัสผ่านใหม่ (อย่างน้อย 6 ตัวอักษร) และคลิก ยืนยัน</w:t>
-      </w:r>
-    </w:p>
-    <w:p>
-      <w:pPr>
-        <w:spacing w:after="80" w:before="80"/>
-      </w:pPr>
-      <w:r>
-        <w:rPr>
-          <w:rFonts w:ascii="Sarabun" w:cs="Sarabun" w:eastAsia="Sarabun" w:hAnsi="Sarabun"/>
-          <w:i/>
-          <w:iCs/>
-          <w:color w:val="888888"/>
-          <w:sz w:val="24"/>
-          <w:szCs w:val="24"/>
-        </w:rPr>
-        <w:t xml:space="preserve">หมายเหตุ: ไม่สามารถใช้งานระบบได้จนกว่าจะเปลี่ยนรหัสผ่าน</w:t>
+        <w:t xml:space="preserve">4.2 หน้าหลักนักเรียน (/student)</w:t>
+      </w:r>
+    </w:p>
+    <w:p>
+      <w:pPr>
+        <w:pStyle w:val="ListParagraph"/>
+        <w:numPr>
+          <w:ilvl w:val="0"/>
+          <w:numId w:val="1"/>
+        </w:numPr>
+        <w:spacing w:after="40" w:before="40"/>
+      </w:pPr>
+      <w:r>
+        <w:rPr>
+          <w:rFonts w:ascii="Sarabun" w:cs="Sarabun" w:eastAsia="Sarabun" w:hAnsi="Sarabun"/>
+          <w:sz w:val="24"/>
+          <w:szCs w:val="24"/>
+        </w:rPr>
+        <w:t xml:space="preserve">แสดงชื่อ รหัส และห้องเรียน</w:t>
+      </w:r>
+    </w:p>
+    <w:p>
+      <w:pPr>
+        <w:pStyle w:val="ListParagraph"/>
+        <w:numPr>
+          <w:ilvl w:val="0"/>
+          <w:numId w:val="1"/>
+        </w:numPr>
+        <w:spacing w:after="40" w:before="40"/>
+      </w:pPr>
+      <w:r>
+        <w:rPr>
+          <w:rFonts w:ascii="Sarabun" w:cs="Sarabun" w:eastAsia="Sarabun" w:hAnsi="Sarabun"/>
+          <w:sz w:val="24"/>
+          <w:szCs w:val="24"/>
+        </w:rPr>
+        <w:t xml:space="preserve">คะแนนสะสมและระดับปัจจุบัน</w:t>
+      </w:r>
+    </w:p>
+    <w:p>
+      <w:pPr>
+        <w:pStyle w:val="ListParagraph"/>
+        <w:numPr>
+          <w:ilvl w:val="0"/>
+          <w:numId w:val="1"/>
+        </w:numPr>
+        <w:spacing w:after="40" w:before="40"/>
+      </w:pPr>
+      <w:r>
+        <w:rPr>
+          <w:rFonts w:ascii="Sarabun" w:cs="Sarabun" w:eastAsia="Sarabun" w:hAnsi="Sarabun"/>
+          <w:sz w:val="24"/>
+          <w:szCs w:val="24"/>
+        </w:rPr>
+        <w:t xml:space="preserve">ประวัติการได้คะแนนล่าสุด</w:t>
       </w:r>
     </w:p>
     <w:p>
@@ -2292,61 +2171,20 @@
         <w:spacing w:after="150" w:before="300"/>
       </w:pPr>
       <w:r>
-        <w:t xml:space="preserve">4.3 หน้าหลักนักเรียน (/student)</w:t>
-      </w:r>
-    </w:p>
-    <w:p>
-      <w:pPr>
-        <w:pStyle w:val="ListParagraph"/>
-        <w:numPr>
-          <w:ilvl w:val="0"/>
-          <w:numId w:val="1"/>
-        </w:numPr>
-        <w:spacing w:after="40" w:before="40"/>
-      </w:pPr>
-      <w:r>
-        <w:rPr>
-          <w:rFonts w:ascii="Sarabun" w:cs="Sarabun" w:eastAsia="Sarabun" w:hAnsi="Sarabun"/>
-          <w:sz w:val="24"/>
-          <w:szCs w:val="24"/>
-        </w:rPr>
-        <w:t xml:space="preserve">แสดงชื่อ รหัส และห้องเรียน</w:t>
-      </w:r>
-    </w:p>
-    <w:p>
-      <w:pPr>
-        <w:pStyle w:val="ListParagraph"/>
-        <w:numPr>
-          <w:ilvl w:val="0"/>
-          <w:numId w:val="1"/>
-        </w:numPr>
-        <w:spacing w:after="40" w:before="40"/>
-      </w:pPr>
-      <w:r>
-        <w:rPr>
-          <w:rFonts w:ascii="Sarabun" w:cs="Sarabun" w:eastAsia="Sarabun" w:hAnsi="Sarabun"/>
-          <w:sz w:val="24"/>
-          <w:szCs w:val="24"/>
-        </w:rPr>
-        <w:t xml:space="preserve">คะแนนสะสมและระดับปัจจุบัน</w:t>
-      </w:r>
-    </w:p>
-    <w:p>
-      <w:pPr>
-        <w:pStyle w:val="ListParagraph"/>
-        <w:numPr>
-          <w:ilvl w:val="0"/>
-          <w:numId w:val="1"/>
-        </w:numPr>
-        <w:spacing w:after="40" w:before="40"/>
-      </w:pPr>
-      <w:r>
-        <w:rPr>
-          <w:rFonts w:ascii="Sarabun" w:cs="Sarabun" w:eastAsia="Sarabun" w:hAnsi="Sarabun"/>
-          <w:sz w:val="24"/>
-          <w:szCs w:val="24"/>
-        </w:rPr>
-        <w:t xml:space="preserve">ประวัติการได้คะแนนล่าสุด</w:t>
+        <w:t xml:space="preserve">4.3 คะแนนของฉัน (/student/scores)</w:t>
+      </w:r>
+    </w:p>
+    <w:p>
+      <w:pPr>
+        <w:spacing w:after="80" w:before="80"/>
+      </w:pPr>
+      <w:r>
+        <w:rPr>
+          <w:rFonts w:ascii="Sarabun" w:cs="Sarabun" w:eastAsia="Sarabun" w:hAnsi="Sarabun"/>
+          <w:sz w:val="24"/>
+          <w:szCs w:val="24"/>
+        </w:rPr>
+        <w:t xml:space="preserve">แสดงประวัติคะแนนทั้งหมด: วันเวลา, คะแนนที่ได้/หัก, เหตุผล, ชื่อครูที่ให้</w:t>
       </w:r>
     </w:p>
     <w:p>
@@ -2355,7 +2193,7 @@
         <w:spacing w:after="150" w:before="300"/>
       </w:pPr>
       <w:r>
-        <w:t xml:space="preserve">4.4 คะแนนของฉัน (/student/scores)</w:t>
+        <w:t xml:space="preserve">4.4 อันดับ (/student/leaderboard)</w:t>
       </w:r>
     </w:p>
     <w:p>
@@ -2368,7 +2206,7 @@
           <w:sz w:val="24"/>
           <w:szCs w:val="24"/>
         </w:rPr>
-        <w:t xml:space="preserve">แสดงประวัติคะแนนทั้งหมด: วันเวลา, คะแนนที่ได้/หัก, เหตุผล, ชื่อครูที่ให้</w:t>
+        <w:t xml:space="preserve">แสดง Top 50 นักเรียนจัดอันดับตามคะแนน นักเรียนสามารถดูตำแหน่งของตัวเองได้</w:t>
       </w:r>
     </w:p>
     <w:p>
@@ -2377,20 +2215,61 @@
         <w:spacing w:after="150" w:before="300"/>
       </w:pPr>
       <w:r>
-        <w:t xml:space="preserve">4.5 อันดับ (/student/leaderboard)</w:t>
-      </w:r>
-    </w:p>
-    <w:p>
-      <w:pPr>
-        <w:spacing w:after="80" w:before="80"/>
-      </w:pPr>
-      <w:r>
-        <w:rPr>
-          <w:rFonts w:ascii="Sarabun" w:cs="Sarabun" w:eastAsia="Sarabun" w:hAnsi="Sarabun"/>
-          <w:sz w:val="24"/>
-          <w:szCs w:val="24"/>
-        </w:rPr>
-        <w:t xml:space="preserve">แสดง Top 50 นักเรียนจัดอันดับตามคะแนน นักเรียนสามารถดูตำแหน่งของตัวเองได้</w:t>
+        <w:t xml:space="preserve">4.5 ประกาศ (/student/announcements)</w:t>
+      </w:r>
+    </w:p>
+    <w:p>
+      <w:pPr>
+        <w:pStyle w:val="ListParagraph"/>
+        <w:numPr>
+          <w:ilvl w:val="0"/>
+          <w:numId w:val="1"/>
+        </w:numPr>
+        <w:spacing w:after="40" w:before="40"/>
+      </w:pPr>
+      <w:r>
+        <w:rPr>
+          <w:rFonts w:ascii="Sarabun" w:cs="Sarabun" w:eastAsia="Sarabun" w:hAnsi="Sarabun"/>
+          <w:sz w:val="24"/>
+          <w:szCs w:val="24"/>
+        </w:rPr>
+        <w:t xml:space="preserve">ดูประกาศทั้งหมดจากครู</w:t>
+      </w:r>
+    </w:p>
+    <w:p>
+      <w:pPr>
+        <w:pStyle w:val="ListParagraph"/>
+        <w:numPr>
+          <w:ilvl w:val="0"/>
+          <w:numId w:val="1"/>
+        </w:numPr>
+        <w:spacing w:after="40" w:before="40"/>
+      </w:pPr>
+      <w:r>
+        <w:rPr>
+          <w:rFonts w:ascii="Sarabun" w:cs="Sarabun" w:eastAsia="Sarabun" w:hAnsi="Sarabun"/>
+          <w:sz w:val="24"/>
+          <w:szCs w:val="24"/>
+        </w:rPr>
+        <w:t xml:space="preserve">ประกาศที่ยังไม่อ่านจะถูกไฮไลต์</w:t>
+      </w:r>
+    </w:p>
+    <w:p>
+      <w:pPr>
+        <w:pStyle w:val="ListParagraph"/>
+        <w:numPr>
+          <w:ilvl w:val="0"/>
+          <w:numId w:val="1"/>
+        </w:numPr>
+        <w:spacing w:after="40" w:before="40"/>
+      </w:pPr>
+      <w:r>
+        <w:rPr>
+          <w:rFonts w:ascii="Sarabun" w:cs="Sarabun" w:eastAsia="Sarabun" w:hAnsi="Sarabun"/>
+          <w:sz w:val="24"/>
+          <w:szCs w:val="24"/>
+        </w:rPr>
+        <w:t xml:space="preserve">คลิกเพื่อทำเครื่องหมายว่าอ่านแล้ว</w:t>
       </w:r>
     </w:p>
     <w:p>
@@ -2399,70 +2278,7 @@
         <w:spacing w:after="150" w:before="300"/>
       </w:pPr>
       <w:r>
-        <w:t xml:space="preserve">4.6 ประกาศ (/student/announcements)</w:t>
-      </w:r>
-    </w:p>
-    <w:p>
-      <w:pPr>
-        <w:pStyle w:val="ListParagraph"/>
-        <w:numPr>
-          <w:ilvl w:val="0"/>
-          <w:numId w:val="1"/>
-        </w:numPr>
-        <w:spacing w:after="40" w:before="40"/>
-      </w:pPr>
-      <w:r>
-        <w:rPr>
-          <w:rFonts w:ascii="Sarabun" w:cs="Sarabun" w:eastAsia="Sarabun" w:hAnsi="Sarabun"/>
-          <w:sz w:val="24"/>
-          <w:szCs w:val="24"/>
-        </w:rPr>
-        <w:t xml:space="preserve">ดูประกาศทั้งหมดจากครู</w:t>
-      </w:r>
-    </w:p>
-    <w:p>
-      <w:pPr>
-        <w:pStyle w:val="ListParagraph"/>
-        <w:numPr>
-          <w:ilvl w:val="0"/>
-          <w:numId w:val="1"/>
-        </w:numPr>
-        <w:spacing w:after="40" w:before="40"/>
-      </w:pPr>
-      <w:r>
-        <w:rPr>
-          <w:rFonts w:ascii="Sarabun" w:cs="Sarabun" w:eastAsia="Sarabun" w:hAnsi="Sarabun"/>
-          <w:sz w:val="24"/>
-          <w:szCs w:val="24"/>
-        </w:rPr>
-        <w:t xml:space="preserve">ประกาศที่ยังไม่อ่านจะถูกไฮไลต์</w:t>
-      </w:r>
-    </w:p>
-    <w:p>
-      <w:pPr>
-        <w:pStyle w:val="ListParagraph"/>
-        <w:numPr>
-          <w:ilvl w:val="0"/>
-          <w:numId w:val="1"/>
-        </w:numPr>
-        <w:spacing w:after="40" w:before="40"/>
-      </w:pPr>
-      <w:r>
-        <w:rPr>
-          <w:rFonts w:ascii="Sarabun" w:cs="Sarabun" w:eastAsia="Sarabun" w:hAnsi="Sarabun"/>
-          <w:sz w:val="24"/>
-          <w:szCs w:val="24"/>
-        </w:rPr>
-        <w:t xml:space="preserve">คลิกเพื่อทำเครื่องหมายว่าอ่านแล้ว</w:t>
-      </w:r>
-    </w:p>
-    <w:p>
-      <w:pPr>
-        <w:pStyle w:val="Heading2"/>
-        <w:spacing w:after="150" w:before="300"/>
-      </w:pPr>
-      <w:r>
-        <w:t xml:space="preserve">4.7 งาน (/student/assignments)</w:t>
+        <w:t xml:space="preserve">4.6 งาน (/student/assignments)</w:t>
       </w:r>
     </w:p>
     <w:p>
@@ -2723,62 +2539,6 @@
                 <w:sz w:val="20"/>
                 <w:szCs w:val="20"/>
               </w:rPr>
-              <w:t xml:space="preserve">ข้อความ 'บัญชีของคุณกำลังรอครูอนุมัติ' (นักเรียน)</w:t>
-            </w:r>
-          </w:p>
-        </w:tc>
-        <w:tc>
-          <w:tcPr>
-            <w:shd/>
-            <w:tcMar>
-              <w:top w:type="dxa" w:w="80"/>
-              <w:left w:type="dxa" w:w="120"/>
-              <w:bottom w:type="dxa" w:w="80"/>
-              <w:right w:type="dxa" w:w="120"/>
-            </w:tcMar>
-          </w:tcPr>
-          <w:p>
-            <w:pPr>
-              <w:jc w:val="left"/>
-            </w:pPr>
-            <w:r>
-              <w:rPr>
-                <w:rFonts w:ascii="Sarabun" w:cs="Sarabun" w:eastAsia="Sarabun" w:hAnsi="Sarabun"/>
-                <w:b w:val="false"/>
-                <w:bCs w:val="false"/>
-                <w:color w:val="000000"/>
-                <w:sz w:val="20"/>
-                <w:szCs w:val="20"/>
-              </w:rPr>
-              <w:t xml:space="preserve">บัญชีที่ลงทะเบียนด้วยตนเองยังรออนุมัติ; แจ้งครูให้อนุมัติในหน้าจัดการนักเรียน</w:t>
-            </w:r>
-          </w:p>
-        </w:tc>
-      </w:tr>
-      <w:tr>
-        <w:tc>
-          <w:tcPr>
-            <w:shd/>
-            <w:tcMar>
-              <w:top w:type="dxa" w:w="80"/>
-              <w:left w:type="dxa" w:w="120"/>
-              <w:bottom w:type="dxa" w:w="80"/>
-              <w:right w:type="dxa" w:w="120"/>
-            </w:tcMar>
-          </w:tcPr>
-          <w:p>
-            <w:pPr>
-              <w:jc w:val="left"/>
-            </w:pPr>
-            <w:r>
-              <w:rPr>
-                <w:rFonts w:ascii="Sarabun" w:cs="Sarabun" w:eastAsia="Sarabun" w:hAnsi="Sarabun"/>
-                <w:b w:val="false"/>
-                <w:bCs w:val="false"/>
-                <w:color w:val="000000"/>
-                <w:sz w:val="20"/>
-                <w:szCs w:val="20"/>
-              </w:rPr>
               <w:t xml:space="preserve">หน้าเว็บโหลดช้าครั้งแรก</w:t>
             </w:r>
           </w:p>
@@ -2974,7 +2734,7 @@
           <w:sz w:val="24"/>
           <w:szCs w:val="24"/>
         </w:rPr>
-        <w:t xml:space="preserve">จัดทำเมื่อ: 19 กรกฎาคม 2569</w:t>
+        <w:t xml:space="preserve">จัดทำเมื่อ: 9 สิงหาคม 2569</w:t>
       </w:r>
     </w:p>
     <w:sectPr>
